--- a/backend/data/corpus/DOC-20211013-038.docx
+++ b/backend/data/corpus/DOC-20211013-038.docx
@@ -63,7 +63,7 @@
           <w:b/>
           <w:sz w:val="21"/>
         </w:rPr>
-        <w:t>Odalys Corliss, MD, Ironwood Neurology Associates, Syracuse, NY (RSM)</w:t>
+        <w:t>Fabian Marchetti, MD, Northbrook Neurology Institute, Albany, NY (AR)</w:t>
       </w:r>
     </w:p>
     <w:p>
@@ -71,7 +71,7 @@
         <w:rPr>
           <w:sz w:val="21"/>
         </w:rPr>
-        <w:t>&gt; Caught a compressed window in the workroom between patients.</w:t>
+        <w:t>&gt; Noted that coverage paperwork has improved somewhat and that this is not specific to any one product.</w:t>
       </w:r>
     </w:p>
     <w:p>
@@ -79,207 +79,7 @@
         <w:rPr>
           <w:sz w:val="21"/>
         </w:rPr>
-        <w:t>&gt; The travel schedule this year came up, and little else.</w:t>
-      </w:r>
-    </w:p>
-    <w:p>
-      <w:r>
-        <w:rPr>
-          <w:sz w:val="21"/>
-        </w:rPr>
-        <w:t>&gt; Left it at that, with the following quarter to be scheduled.</w:t>
-      </w:r>
-    </w:p>
-    <w:p>
-      <w:r>
-        <w:rPr>
-          <w:sz w:val="21"/>
-        </w:rPr>
-        <w:t>&gt; Formulary placement was the only product-adjacent topic, and only in general terms.</w:t>
-      </w:r>
-    </w:p>
-    <w:p>
-      <w:r>
-        <w:rPr>
-          <w:sz w:val="21"/>
-        </w:rPr>
-        <w:t>&gt; Described a preference for slower titration in general, unrelated to any particular patient.</w:t>
-      </w:r>
-    </w:p>
-    <w:p>
-      <w:r>
-        <w:rPr>
-          <w:sz w:val="21"/>
-        </w:rPr>
-      </w:r>
-    </w:p>
-    <w:p>
-      <w:r>
-        <w:rPr>
-          <w:b/>
-          <w:sz w:val="21"/>
-        </w:rPr>
-        <w:t>Camila Eastmond, MD, Cedar Ridge Regional Epilepsy Program, Worcester, MA (AR)</w:t>
-      </w:r>
-    </w:p>
-    <w:p>
-      <w:r>
-        <w:rPr>
-          <w:sz w:val="21"/>
-        </w:rPr>
-        <w:t>&gt; A clipped visit at the nurses' station; the schedule was tight.</w:t>
-      </w:r>
-    </w:p>
-    <w:p>
-      <w:r>
-        <w:rPr>
-          <w:sz w:val="21"/>
-        </w:rPr>
-        <w:t>&gt; This practice is still building familiarity with the product and had no clinical points to raise.</w:t>
-      </w:r>
-    </w:p>
-    <w:p>
-      <w:r>
-        <w:rPr>
-          <w:sz w:val="21"/>
-        </w:rPr>
-        <w:t>&gt; Asked whether I would be at the meeting later this year.</w:t>
-      </w:r>
-    </w:p>
-    <w:p>
-      <w:r>
-        <w:rPr>
-          <w:sz w:val="21"/>
-        </w:rPr>
-        <w:t>&gt; Onboarding the epilepsy fellow is the current preoccupation here.</w:t>
-      </w:r>
-    </w:p>
-    <w:p>
-      <w:r>
-        <w:rPr>
-          <w:sz w:val="21"/>
-        </w:rPr>
-      </w:r>
-    </w:p>
-    <w:p>
-      <w:r>
-        <w:rPr>
-          <w:b/>
-          <w:sz w:val="21"/>
-        </w:rPr>
-        <w:t>Imani Okafor, MD, Smoky Ridge Medical Center, Knoxville, TN (RSM)</w:t>
-      </w:r>
-    </w:p>
-    <w:p>
-      <w:r>
-        <w:rPr>
-          <w:sz w:val="21"/>
-        </w:rPr>
-        <w:t>&gt; An unexpectedly long conversation by the scheduling desk, mostly logistics.</w:t>
-      </w:r>
-    </w:p>
-    <w:p>
-      <w:r>
-        <w:rPr>
-          <w:sz w:val="21"/>
-        </w:rPr>
-        <w:t>&gt; Most of the discussion was about the new charting templates, which changed again last month.</w:t>
-      </w:r>
-    </w:p>
-    <w:p>
-      <w:r>
-        <w:rPr>
-          <w:sz w:val="21"/>
-        </w:rPr>
-        <w:t>&gt; Coverage paperwork is handled by one person here, which came up as a general frustration.</w:t>
-      </w:r>
-    </w:p>
-    <w:p>
-      <w:r>
-        <w:rPr>
-          <w:sz w:val="21"/>
-        </w:rPr>
-        <w:t>&gt; Asked whether I had seen a session summary from a colleague; I had not, and offered nothing in return.</w:t>
-      </w:r>
-    </w:p>
-    <w:p>
-      <w:r>
-        <w:rPr>
-          <w:sz w:val="21"/>
-        </w:rPr>
-      </w:r>
-    </w:p>
-    <w:p>
-      <w:r>
-        <w:rPr>
-          <w:b/>
-          <w:sz w:val="21"/>
-        </w:rPr>
-        <w:t>Daniel Whitcomb, MD, Northbrook Neurology Institute, Albany, NY (RSM)</w:t>
-      </w:r>
-    </w:p>
-    <w:p>
-      <w:r>
-        <w:rPr>
-          <w:sz w:val="21"/>
-        </w:rPr>
-        <w:t>&gt; Stopped by in the back office for a twenty-minute conversation.</w:t>
-      </w:r>
-    </w:p>
-    <w:p>
-      <w:r>
-        <w:rPr>
-          <w:sz w:val="21"/>
-        </w:rPr>
-        <w:t>&gt; Referral patterns into this clinic have changed, and the pediatric-to-adult transfers is a bigger share than it was.</w:t>
-      </w:r>
-    </w:p>
-    <w:p>
-      <w:r>
-        <w:rPr>
-          <w:sz w:val="21"/>
-        </w:rPr>
-        <w:t>&gt; Compared notes on which sessions were worth the time.</w:t>
-      </w:r>
-    </w:p>
-    <w:p>
-      <w:r>
-        <w:rPr>
-          <w:sz w:val="21"/>
-        </w:rPr>
-        <w:t>&gt; Onboarding one of the nurse practitioners is the current preoccupation here.</w:t>
-      </w:r>
-    </w:p>
-    <w:p>
-      <w:r>
-        <w:rPr>
-          <w:sz w:val="21"/>
-        </w:rPr>
-      </w:r>
-    </w:p>
-    <w:p>
-      <w:r>
-        <w:rPr>
-          <w:b/>
-          <w:sz w:val="21"/>
-        </w:rPr>
-        <w:t>Darius Pemberton, MD, Kestrel Comprehensive Epilepsy Clinic, Little Rock, AR (RSM)</w:t>
-      </w:r>
-    </w:p>
-    <w:p>
-      <w:r>
-        <w:rPr>
-          <w:sz w:val="21"/>
-        </w:rPr>
-        <w:t>&gt; Stopped by in the reading room for a full conversation.</w:t>
-      </w:r>
-    </w:p>
-    <w:p>
-      <w:r>
-        <w:rPr>
-          <w:sz w:val="21"/>
-        </w:rPr>
-        <w:t>&gt; Onboarding a rotating resident is the current preoccupation here.</w:t>
+        <w:t>&gt; Onboarding two medical assistants is the current preoccupation here.</w:t>
       </w:r>
     </w:p>
     <w:p>
@@ -303,7 +103,7 @@
           <w:b/>
           <w:sz w:val="21"/>
         </w:rPr>
-        <w:t>Lukas Stanhope, MD, Highmoor Health Neurology, Shreveport, LA (AR)</w:t>
+        <w:t>Arvind Calderwood, MD, Sandhill Neuroscience Center, Shreveport, LA (RSM)</w:t>
       </w:r>
     </w:p>
     <w:p>
@@ -311,7 +111,7 @@
         <w:rPr>
           <w:sz w:val="21"/>
         </w:rPr>
-        <w:t>&gt; Caught a clipped window at teh end of the clinic list between patients.</w:t>
+        <w:t>&gt; Described how the refractory group is triaged now compared with before.</w:t>
       </w:r>
     </w:p>
     <w:p>
@@ -319,7 +119,7 @@
         <w:rPr>
           <w:sz w:val="21"/>
         </w:rPr>
-        <w:t>&gt; This practice is still building familiarity with teh product and had no clinical points to raise.</w:t>
+        <w:t>&gt; Formulary placement was the only product-adjacent topic, and only in general terms.</w:t>
       </w:r>
     </w:p>
     <w:p>
@@ -327,7 +127,7 @@
         <w:rPr>
           <w:sz w:val="21"/>
         </w:rPr>
-        <w:t>&gt; Talked through teh surgical workup list in general terms, without any specific case.</w:t>
+        <w:t>&gt; Titration habits came up in general terms; no specifics were discussed and none were offered.</w:t>
       </w:r>
     </w:p>
     <w:p>
@@ -343,7 +143,7 @@
           <w:b/>
           <w:sz w:val="21"/>
         </w:rPr>
-        <w:t>Eloise Eversholt, MD, Quarry Hill Epilepsy Center, Tacoma, WA (RSM)</w:t>
+        <w:t>Imani Lindenmuth, MD, Sable Creek Medical Group, Lexington, KY (RSM)</w:t>
       </w:r>
     </w:p>
     <w:p>
@@ -351,7 +151,7 @@
         <w:rPr>
           <w:sz w:val="21"/>
         </w:rPr>
-        <w:t>&gt; A productive visit at the nurses' station; the schedule was tight.</w:t>
+        <w:t>&gt; The referral intake process went live without much warning, and that took up the first part of the conversation.</w:t>
       </w:r>
     </w:p>
     <w:p>
@@ -359,7 +159,7 @@
         <w:rPr>
           <w:sz w:val="21"/>
         </w:rPr>
-        <w:t>&gt; Agreed to reconnect at a call later this month; nothing that needed follow-up.</w:t>
+        <w:t>&gt; The composition of newly referred patients has shifted over the last year or two.</w:t>
       </w:r>
     </w:p>
     <w:p>
@@ -367,95 +167,7 @@
         <w:rPr>
           <w:sz w:val="21"/>
         </w:rPr>
-        <w:t>&gt; Formulary placement was the only product-adjacent topic, and only in general terms.</w:t>
-      </w:r>
-    </w:p>
-    <w:p>
-      <w:r>
-        <w:rPr>
-          <w:sz w:val="21"/>
-        </w:rPr>
-      </w:r>
-    </w:p>
-    <w:p>
-      <w:r>
-        <w:rPr>
-          <w:b/>
-          <w:sz w:val="21"/>
-        </w:rPr>
-        <w:t>Quentin Hollingsworth, MD, Ember Lake Medical Group, Tucson, AZ (RSM)</w:t>
-      </w:r>
-    </w:p>
-    <w:p>
-      <w:r>
-        <w:rPr>
-          <w:sz w:val="21"/>
-        </w:rPr>
-        <w:t>&gt; Onboarding the epilepsy fellow is the current preoccupation here.</w:t>
-      </w:r>
-    </w:p>
-    <w:p>
-      <w:r>
-        <w:rPr>
-          <w:sz w:val="21"/>
-        </w:rPr>
-        <w:t>&gt; Described how the surgical workup list is triaged now compared with before.</w:t>
-      </w:r>
-    </w:p>
-    <w:p>
-      <w:r>
-        <w:rPr>
-          <w:sz w:val="21"/>
-        </w:rPr>
-        <w:t>&gt; Mostly small talk about the program and the venue.</w:t>
-      </w:r>
-    </w:p>
-    <w:p>
-      <w:r>
-        <w:rPr>
-          <w:sz w:val="21"/>
-        </w:rPr>
-        <w:t>&gt; Left it at that, with a call later this month to be scheduled.</w:t>
-      </w:r>
-    </w:p>
-    <w:p>
-      <w:r>
-        <w:rPr>
-          <w:sz w:val="21"/>
-        </w:rPr>
-      </w:r>
-    </w:p>
-    <w:p>
-      <w:r>
-        <w:rPr>
-          <w:b/>
-          <w:sz w:val="21"/>
-        </w:rPr>
-        <w:t>Mairead Sandoval-Reyes, MD, Willowmere Neuroscience Center, Chattanooga, TN (RSM)</w:t>
-      </w:r>
-    </w:p>
-    <w:p>
-      <w:r>
-        <w:rPr>
-          <w:sz w:val="21"/>
-        </w:rPr>
-        <w:t>&gt; A twenty-minute conversation in the corridor, mostly logistics.</w:t>
-      </w:r>
-    </w:p>
-    <w:p>
-      <w:r>
-        <w:rPr>
-          <w:sz w:val="21"/>
-        </w:rPr>
-        <w:t>&gt; Talked through the older half of the panel in general terms, without any specific case.</w:t>
-      </w:r>
-    </w:p>
-    <w:p>
-      <w:r>
-        <w:rPr>
-          <w:sz w:val="21"/>
-        </w:rPr>
-        <w:t>&gt; Mostly small talk about the program and the venue.</w:t>
+        <w:t>&gt; Titration habits came up in general terms; no specifics were discussed and none were offered.</w:t>
       </w:r>
     </w:p>
     <w:p>
@@ -479,7 +191,7 @@
           <w:b/>
           <w:sz w:val="21"/>
         </w:rPr>
-        <w:t>Valentina Calderwood, MD, Foxglove Health Neurology, Missoula, MT (RSM)</w:t>
+        <w:t>Sonali Wycliffe, MD, Windrow Neuroscience Center, Eugene, OR (RSM)</w:t>
       </w:r>
     </w:p>
     <w:p>
@@ -487,7 +199,295 @@
         <w:rPr>
           <w:sz w:val="21"/>
         </w:rPr>
-        <w:t>&gt; Caught a rushed window at the nurses' station between patients.</w:t>
+        <w:t>&gt; Compared notes on which sessions were worth the time.</w:t>
+      </w:r>
+    </w:p>
+    <w:p>
+      <w:r>
+        <w:rPr>
+          <w:sz w:val="21"/>
+        </w:rPr>
+        <w:t>&gt; Routine follow-up slots keeps slipping since the summer, which shapes how much time there is for anything else.</w:t>
+      </w:r>
+    </w:p>
+    <w:p>
+      <w:r>
+        <w:rPr>
+          <w:sz w:val="21"/>
+        </w:rPr>
+        <w:t>&gt; This practice is still building familiarity with the product and had no clinical points to raise.</w:t>
+      </w:r>
+    </w:p>
+    <w:p>
+      <w:r>
+        <w:rPr>
+          <w:sz w:val="21"/>
+        </w:rPr>
+      </w:r>
+    </w:p>
+    <w:p>
+      <w:r>
+        <w:rPr>
+          <w:b/>
+          <w:sz w:val="21"/>
+        </w:rPr>
+        <w:t>Dagmar Lindenmuth, MD, Alder Point Neurology Associates, Charleston, SC (AR)</w:t>
+      </w:r>
+    </w:p>
+    <w:p>
+      <w:r>
+        <w:rPr>
+          <w:sz w:val="21"/>
+        </w:rPr>
+        <w:t>&gt; The new charting templates is being piloted this quarter, and that took up the first part of the conversation.</w:t>
+      </w:r>
+    </w:p>
+    <w:p>
+      <w:r>
+        <w:rPr>
+          <w:sz w:val="21"/>
+        </w:rPr>
+        <w:t>&gt; Described the practice as early in its experience here, with nothing to report yet.</w:t>
+      </w:r>
+    </w:p>
+    <w:p>
+      <w:r>
+        <w:rPr>
+          <w:sz w:val="21"/>
+        </w:rPr>
+        <w:t>&gt; Mentioned a review that circulated on the service but did not raise any specific finding.</w:t>
+      </w:r>
+    </w:p>
+    <w:p>
+      <w:r>
+        <w:rPr>
+          <w:sz w:val="21"/>
+        </w:rPr>
+        <w:t>&gt; The travel schedule this year came up, and little else.</w:t>
+      </w:r>
+    </w:p>
+    <w:p>
+      <w:r>
+        <w:rPr>
+          <w:sz w:val="21"/>
+        </w:rPr>
+      </w:r>
+    </w:p>
+    <w:p>
+      <w:r>
+        <w:rPr>
+          <w:b/>
+          <w:sz w:val="21"/>
+        </w:rPr>
+        <w:t>Eamon Hollingsworth, MD, Silver Creek Medical Group, Fort Collins, CO (RSM)</w:t>
+      </w:r>
+    </w:p>
+    <w:p>
+      <w:r>
+        <w:rPr>
+          <w:sz w:val="21"/>
+        </w:rPr>
+        <w:t>&gt; Benefit verification is the step that most often delays a start here.</w:t>
+      </w:r>
+    </w:p>
+    <w:p>
+      <w:r>
+        <w:rPr>
+          <w:sz w:val="21"/>
+        </w:rPr>
+        <w:t>&gt; Asked about my travel schedule, since visits keep landing on the busiest clinic days.</w:t>
+      </w:r>
+    </w:p>
+    <w:p>
+      <w:r>
+        <w:rPr>
+          <w:sz w:val="21"/>
+        </w:rPr>
+        <w:t>&gt; Asked whether I would be at the meeting later this year.</w:t>
+      </w:r>
+    </w:p>
+    <w:p>
+      <w:r>
+        <w:rPr>
+          <w:sz w:val="21"/>
+        </w:rPr>
+        <w:t>&gt; Mentioned a guideline update discussed at journal club but did not raise any specific finding.</w:t>
+      </w:r>
+    </w:p>
+    <w:p>
+      <w:r>
+        <w:rPr>
+          <w:sz w:val="21"/>
+        </w:rPr>
+        <w:t>&gt; Titration scheduling is handled by nursing staff, which the practice finds workable.</w:t>
+      </w:r>
+    </w:p>
+    <w:p>
+      <w:r>
+        <w:rPr>
+          <w:sz w:val="21"/>
+        </w:rPr>
+      </w:r>
+    </w:p>
+    <w:p>
+      <w:r>
+        <w:rPr>
+          <w:b/>
+          <w:sz w:val="21"/>
+        </w:rPr>
+        <w:t>Hadley Rothsay, MD, Foxglove Health Neurology, Lakeland, FL (AR)</w:t>
+      </w:r>
+    </w:p>
+    <w:p>
+      <w:r>
+        <w:rPr>
+          <w:sz w:val="21"/>
+        </w:rPr>
+        <w:t>&gt; Formulary placement was the only product-adjacent topic, and only in general terms.</w:t>
+      </w:r>
+    </w:p>
+    <w:p>
+      <w:r>
+        <w:rPr>
+          <w:sz w:val="21"/>
+        </w:rPr>
+        <w:t>&gt; Described how long-standing patients is triaged now compared with before.</w:t>
+      </w:r>
+    </w:p>
+    <w:p>
+      <w:r>
+        <w:rPr>
+          <w:sz w:val="21"/>
+        </w:rPr>
+        <w:t>&gt; Titration scheduling is handled by nursing staff, which the practice finds workable.</w:t>
+      </w:r>
+    </w:p>
+    <w:p>
+      <w:r>
+        <w:rPr>
+          <w:sz w:val="21"/>
+        </w:rPr>
+        <w:t>&gt; The practice lost a front-desk coordinator and has not backfilled, so the referral queue looks better than last year.</w:t>
+      </w:r>
+    </w:p>
+    <w:p>
+      <w:r>
+        <w:rPr>
+          <w:sz w:val="21"/>
+        </w:rPr>
+        <w:t>&gt; No materials requested this time. Asked about safety and confirmed nothing to report.</w:t>
+      </w:r>
+    </w:p>
+    <w:p>
+      <w:r>
+        <w:rPr>
+          <w:sz w:val="21"/>
+        </w:rPr>
+      </w:r>
+    </w:p>
+    <w:p>
+      <w:r>
+        <w:rPr>
+          <w:b/>
+          <w:sz w:val="21"/>
+        </w:rPr>
+        <w:t>Peter Kowalczyk, MD, Green Mountain Neuroscience, Burlington, VT (RSM)</w:t>
+      </w:r>
+    </w:p>
+    <w:p>
+      <w:r>
+        <w:rPr>
+          <w:sz w:val="21"/>
+        </w:rPr>
+        <w:t>&gt; A brief visit in the shared office; the schedule was tight.</w:t>
+      </w:r>
+    </w:p>
+    <w:p>
+      <w:r>
+        <w:rPr>
+          <w:sz w:val="21"/>
+        </w:rPr>
+        <w:t>&gt; The new charting templates went live without much warning, and that took up the first part of the conversation.</w:t>
+      </w:r>
+    </w:p>
+    <w:p>
+      <w:r>
+        <w:rPr>
+          <w:sz w:val="21"/>
+        </w:rPr>
+        <w:t>&gt; Titration habits came up in general terms; no specifics were discussed and none were offered.</w:t>
+      </w:r>
+    </w:p>
+    <w:p>
+      <w:r>
+        <w:rPr>
+          <w:sz w:val="21"/>
+        </w:rPr>
+      </w:r>
+    </w:p>
+    <w:p>
+      <w:r>
+        <w:rPr>
+          <w:b/>
+          <w:sz w:val="21"/>
+        </w:rPr>
+        <w:t>Esperanza Jarreau, MD, Vantage Park Regional Epilepsy Program, Hartford, CT (RSM)</w:t>
+      </w:r>
+    </w:p>
+    <w:p>
+      <w:r>
+        <w:rPr>
+          <w:sz w:val="21"/>
+        </w:rPr>
+        <w:t>&gt; Mentioned a session summary from a colleague but did not raise any specific finding.</w:t>
+      </w:r>
+    </w:p>
+    <w:p>
+      <w:r>
+        <w:rPr>
+          <w:sz w:val="21"/>
+        </w:rPr>
+        <w:t>&gt; Titration habits came up in general terms; no specifics were discussed and none were offered.</w:t>
+      </w:r>
+    </w:p>
+    <w:p>
+      <w:r>
+        <w:rPr>
+          <w:sz w:val="21"/>
+        </w:rPr>
+        <w:t>&gt; The practice lost a rotating resident and has not backfilled, so the referral queue keeps slipping.</w:t>
+      </w:r>
+    </w:p>
+    <w:p>
+      <w:r>
+        <w:rPr>
+          <w:sz w:val="21"/>
+        </w:rPr>
+        <w:t>&gt; No product discussion this time. Asked about safety and confirmed nothing to report.</w:t>
+      </w:r>
+    </w:p>
+    <w:p>
+      <w:r>
+        <w:rPr>
+          <w:sz w:val="21"/>
+        </w:rPr>
+      </w:r>
+    </w:p>
+    <w:p>
+      <w:r>
+        <w:rPr>
+          <w:b/>
+          <w:sz w:val="21"/>
+        </w:rPr>
+        <w:t>Orla Oyelaran, MD, Palmetto Neurology Institute, Provo, UT (RSM)</w:t>
+      </w:r>
+    </w:p>
+    <w:p>
+      <w:r>
+        <w:rPr>
+          <w:sz w:val="21"/>
+        </w:rPr>
+        <w:t>&gt; Noted that the appeals process varies by payer and that this is not specific to any one product.</w:t>
       </w:r>
     </w:p>
     <w:p>
@@ -503,7 +503,7 @@
         <w:rPr>
           <w:sz w:val="21"/>
         </w:rPr>
-        <w:t>&gt; Referral patterns into this clinic have changed, and newly referred patients is a bigger share than it was.</w:t>
+        <w:t>&gt; Referenced a review that circulated on the service in passing.</w:t>
       </w:r>
     </w:p>
     <w:p>
@@ -511,7 +511,7 @@
         <w:rPr>
           <w:sz w:val="21"/>
         </w:rPr>
-        <w:t>&gt; Described a preference for slower titration in general, unrelated to any particular patient.</w:t>
+        <w:t>&gt; Onboarding the epilepsy fellow is the current preoccupation here.</w:t>
       </w:r>
     </w:p>
     <w:p>
